--- a/arquivo_doc.docx
+++ b/arquivo_doc.docx
@@ -33,9 +33,15 @@
             <w:rStyle w:val="Hyperlink"/>
             <w:lang w:val="pt-BR"/>
           </w:rPr>
-          <w:t>gstatick.com</w:t>
+          <w:t>gstattic.com</w:t>
         </w:r>
       </w:hyperlink>
+      <w:r>
+        <w:rPr>
+          <w:lang w:val="pt-BR"/>
+        </w:rPr>
+        <w:t xml:space="preserve"> </w:t>
+      </w:r>
       <w:r>
         <w:rPr>
           <w:lang w:val="pt-BR"/>
